--- a/companies/dev-mini/Engagements/Johnson PLC/2020.03.31 - Kickoff Memo - Pricing Study.docx
+++ b/companies/dev-mini/Engagements/Johnson PLC/2020.03.31 - Kickoff Memo - Pricing Study.docx
@@ -3,28 +3,29 @@
 <w:document xmlns:wpc="http://schemas.microsoft.com/office/word/2010/wordprocessingCanvas" xmlns:mo="http://schemas.microsoft.com/office/mac/office/2008/main" xmlns:mc="http://schemas.openxmlformats.org/markup-compatibility/2006" xmlns:mv="urn:schemas-microsoft-com:mac:vml" xmlns:o="urn:schemas-microsoft-com:office:office" xmlns:r="http://schemas.openxmlformats.org/officeDocument/2006/relationships" xmlns:m="http://schemas.openxmlformats.org/officeDocument/2006/math" xmlns:v="urn:schemas-microsoft-com:vml" xmlns:wp14="http://schemas.microsoft.com/office/word/2010/wordprocessingDrawing" xmlns:wp="http://schemas.openxmlformats.org/drawingml/2006/wordprocessingDrawing" xmlns:w10="urn:schemas-microsoft-com:office:word" xmlns:w="http://schemas.openxmlformats.org/wordprocessingml/2006/main" xmlns:w14="http://schemas.microsoft.com/office/word/2010/wordml" xmlns:wpg="http://schemas.microsoft.com/office/word/2010/wordprocessingGroup" xmlns:wpi="http://schemas.microsoft.com/office/word/2010/wordprocessingInk" xmlns:wne="http://schemas.microsoft.com/office/word/2006/wordml" xmlns:wps="http://schemas.microsoft.com/office/word/2010/wordprocessingShape" mc:Ignorable="w14 wp14">
   <w:body>
     <w:p>
+      <w:pPr>
+        <w:pStyle w:val="Heading1"/>
+      </w:pPr>
       <w:r>
-        <w:t>To: Pricing Study team; cc Melissa Sexton, VP Finance, Johnson PLC</w:t>
+        <w:t>Kickoff Memo: Pricing Study for Johnson PLC</w:t>
       </w:r>
     </w:p>
     <w:p>
       <w:r>
-        <w:t>From: Jenna Wiley, Principal Consultant</w:t>
+        <w:t>To: Lisa Hernandez. From: Jenna Wiley. Re: Kickoff for the Johnson PLC pricing study.</w:t>
       </w:r>
     </w:p>
     <w:p>
       <w:r>
-        <w:t>Re: Kickoff, Pricing Study</w:t>
+        <w:t>Johnson PLC has signed, and we start March 28, 2020. The brief in one sentence: tell them what their pricing should be, where their discounting leaks, and what to change first, in a form their leadership can act on. Our client contact is Melissa Sexton, VP Finance. She reads carefully and skims nothing that involves a number, so every exhibit ties before it leaves the building. Findings first in everything we write; she can pull the support from the appendix if she wants it.</w:t>
       </w:r>
     </w:p>
     <w:p>
+      <w:pPr>
+        <w:pStyle w:val="Heading2"/>
+      </w:pPr>
       <w:r>
-        <w:t>The engagement is signed and work begins March 28, 2020. This one runs differently from our usual playbook: all interviews and working sessions are by video until further notice, and the data room is electronic only. Plan your weeks around that; it changes the interview cadence, not the analysis.</w:t>
-      </w:r>
-    </w:p>
-    <w:p>
-      <w:r>
-        <w:t>Workstreams and owners:</w:t>
+        <w:t>Workstreams</w:t>
       </w:r>
     </w:p>
     <w:p>
@@ -32,7 +33,7 @@
         <w:pStyle w:val="ListBullet"/>
       </w:pPr>
       <w:r>
-        <w:t>1. Price waterfall build: land the transaction extract, validate it against the ledger, build the waterfall by product family. Owner: Lisa Hernandez.</w:t>
+        <w:t>Data build. Lisa assembles the invoice-level price and margin dataset from the client's records and reconciles it before any analysis rests on it.</w:t>
       </w:r>
     </w:p>
     <w:p>
@@ -40,7 +41,7 @@
         <w:pStyle w:val="ListBullet"/>
       </w:pPr>
       <w:r>
-        <w:t>2. Discounting practice: interview sales leadership and the two regional managers, document approval reality versus policy. Owner: Jenna Wiley.</w:t>
+        <w:t>Discount practice. Lisa maps who approves what off list and where realized price departs from it; I review the account-level findings before they go anywhere.</w:t>
       </w:r>
     </w:p>
     <w:p>
@@ -48,17 +49,47 @@
         <w:pStyle w:val="ListBullet"/>
       </w:pPr>
       <w:r>
-        <w:t>3. Price architecture: synthesize into recommended structure and sequencing. Owner: Jenna Wiley, with Chad reviewing before anything goes to the client.</w:t>
+        <w:t>Competitive position. I build the comparison against the competitors the client's team follows, with their input on the comparison set.</w:t>
       </w:r>
     </w:p>
     <w:p>
+      <w:pPr>
+        <w:pStyle w:val="ListBullet"/>
+      </w:pPr>
       <w:r>
-        <w:t>Data hygiene matters double on a remote engagement: confirm every extract by email with Ms. Sexton's office, log the receipt date, and file the raw pull before you touch a copy.</w:t>
+        <w:t>Recommendations. I draft the pricing structure and discount policy options; the Managing Partner reviews and signs anything that goes to the client.</w:t>
       </w:r>
     </w:p>
     <w:p>
+      <w:pPr>
+        <w:pStyle w:val="Heading2"/>
+      </w:pPr>
       <w:r>
-        <w:t>Next steps: Lisa sends the data request Monday. I will schedule the first three video interviews. Weekly check-in stands; same rule as always, what changed and what it costs, one page.</w:t>
+        <w:t>Next steps</w:t>
+      </w:r>
+    </w:p>
+    <w:p>
+      <w:pPr>
+        <w:pStyle w:val="ListBullet"/>
+      </w:pPr>
+      <w:r>
+        <w:t>Lisa: draft the opening data request for my review so it goes out the day we start.</w:t>
+      </w:r>
+    </w:p>
+    <w:p>
+      <w:pPr>
+        <w:pStyle w:val="ListBullet"/>
+      </w:pPr>
+      <w:r>
+        <w:t>Me: schedule the first working session with Melissa Sexton's office.</w:t>
+      </w:r>
+    </w:p>
+    <w:p>
+      <w:pPr>
+        <w:pStyle w:val="ListBullet"/>
+      </w:pPr>
+      <w:r>
+        <w:t>Both: reread the engagement letter before the first client call. The scope is the scope.</w:t>
       </w:r>
     </w:p>
     <w:sectPr>
